--- a/por/docx/38.content.docx
+++ b/por/docx/38.content.docx
@@ -11,6 +11,15 @@
         <w:pStyle w:val="Heading2"/>
       </w:pPr>
       <w:r>
+        <w:t>Resource: Notas de Estudo (Tyndale)</w:t>
+      </w:r>
+      <w:r/>
+    </w:p>
+    <w:p>
+      <w:pPr>
+        <w:pStyle w:val="Heading2"/>
+      </w:pPr>
+      <w:r>
         <w:t>License Information</w:t>
       </w:r>
       <w:r/>
@@ -21,7 +30,7 @@
         <w:rPr>
           <w:b/>
         </w:rPr>
-        <w:t>Study Notes (Tyndale)</w:t>
+        <w:t>Notas de Estudo (Tyndale)</w:t>
       </w:r>
       <w:r>
         <w:t xml:space="preserve"> (Portuguese) is based on</w:t>
@@ -74,7 +83,7 @@
         <w:pStyle w:val="Heading1"/>
       </w:pPr>
       <w:r>
-        <w:t>Study Notes (Tyndale)</w:t>
+        <w:t>Notas de Estudo (Tyndale)</w:t>
       </w:r>
     </w:p>
     <w:p>
@@ -83,6 +92,51 @@
           <w:headerReference w:type="even" r:id="rId8"/>
           <w:headerReference w:type="default" r:id="rId9"/>
           <w:footerReference w:type="default" r:id="rId10"/>
+          <w:footnotePr>
+            <w:numRestart w:val="eachSect"/>
+          </w:footnotePr>
+          <w:type w:val="continuous"/>
+          <w:pgSz w:w="12240" w:h="15840" w:code="1"/>
+          <w:pgMar w:top="1440" w:right="1440" w:bottom="1440" w:left="1440" w:header="504" w:footer="504" w:gutter="0"/>
+          <w:cols w:space="708"/>
+          <w:titlePg/>
+          <w:docGrid w:linePitch="360"/>
+        </w:sectPr>
+      </w:pPr>
+    </w:p>
+    <w:p>
+      <w:r/>
+    </w:p>
+    <w:p>
+      <w:pPr>
+        <w:pStyle w:val="Heading2"/>
+      </w:pPr>
+      <w:r>
+        <w:t>ZEC</w:t>
+      </w:r>
+      <w:r/>
+    </w:p>
+    <w:p>
+      <w:r/>
+      <w:r>
+        <w:rPr>
+          <w:i/>
+        </w:rPr>
+        <w:t>Zacarias 1.1, Zacarias 1.1–6, Zacarias 1.3, Zacarias 1.4, Zacarias 1.6, Zacarias 1.7–17, Zacarias 1.7–6.15, Zacarias 1.8, Zacarias 1.10, Zacarias 1.11, Zacarias 1.14, Zacarias 1.17, Zacarias 1.18–19, Zacarias 1.18–21, Zacarias 1.20, Zacarias 1.21, Zacarias 2.1–5, Zacarias 2.2, Zacarias 2.5, Zacarias 2.6, Zacarias 2.6–13, Zacarias 2.8, Zacarias 2.9, Zacarias 2.12, Zacarias 2.13, Zacarias 3.1, Zacarias 3.1–10, Zacarias 3.2–3, Zacarias 3.4, Zacarias 3.5, Zacarias 3.6–7, Zacarias 3.8, Zacarias 3.9, Zacarias 3.10, Zacarias 4.1, Zacarias 4.1–14, Zacarias 4.2–3, Zacarias 4.6, Zacarias 4.7, Zacarias 4.10, Zacarias 4.14, Zacarias 5.1, Zacarias 5.1–4, Zacarias 5.3, Zacarias 5.4, Zacarias 5.5–11, Zacarias 5.6, Zacarias 5.7, Zacarias 5.7–8, Zacarias 5.8, Zacarias 5.9, Zacarias 5.11, Zacarias 6.1, Zacarias 6.1–8, Zacarias 6.2–3, Zacarias 6.5, Zacarias 6.7, Zacarias 6.8, Zacarias 6.9–15, Zacarias 6.10, Zacarias 6.11, Zacarias 6.12–13, Zacarias 6.14, Zacarias 6.15, Zacarias 7.1, Zacarias 7.1–14, Zacarias 7.1–8.23, Zacarias 7.2, Zacarias 7.3, Zacarias 7.4–7, Zacarias 7.5, Zacarias 7.7, Zacarias 7.10, Zacarias 7.11, Zacarias 7.12, Zacarias 7.14, Zacarias 8.1–23, Zacarias 8.2, Zacarias 8.3, Zacarias 8.4–5, Zacarias 8.6, Zacarias 8.7, Zacarias 8.8, Zacarias 8.9, Zacarias 8.9–13, Zacarias 8.10, Zacarias 8.12, Zacarias 8.14–15, Zacarias 8.16, Zacarias 8.17, Zacarias 8.19, Zacarias 8.23, Zacarias 9.1, Zacarias 9.1–8, Zacarias 9.1–11.17, Zacarias 9.1–14.21, Zacarias 9.2, Zacarias 9.3–4, Zacarias 9.5–6, Zacarias 9.6, Zacarias 9.7, Zacarias 9.9, Zacarias 9.9–17, Zacarias 9.10, Zacarias 9.11, Zacarias 9.12, Zacarias 9.13, Zacarias 9.14, Zacarias 9.15, Zacarias 9.16, Zacarias 9.17, Zacarias 10.1, Zacarias 10.1–3, Zacarias 10.1–11.3, Zacarias 10.2, Zacarias 10.3, Zacarias 10.4, Zacarias 10.4–12, Zacarias 10.6, Zacarias 10.8, Zacarias 10.10, Zacarias 10.11, Zacarias 10.12, Zacarias 11.1, Zacarias 11.1–3, Zacarias 11.2, Zacarias 11.3, Zacarias 11.4, Zacarias 11.4–17, Zacarias 11.5, Zacarias 11.7, Zacarias 11.8, Zacarias 11.9, Zacarias 11.10, Zacarias 11.12, Zacarias 11.13, Zacarias 11.15, Zacarias 11.16, Zacarias 11.17, Zacarias 12.1–14.21, Zacarias 12.2, Zacarias 12.3, Zacarias 12.4, Zacarias 12.5, Zacarias 12.6, Zacarias 12.8, Zacarias 12.10, Zacarias 12.11, Zacarias 12.12–14, Zacarias 13.1, Zacarias 13.1–6, Zacarias 13.2, Zacarias 13.3, Zacarias 13.4, Zacarias 13.4–6, Zacarias 13.5, Zacarias 13.6, Zacarias 13.7, Zacarias 13.7–9, Zacarias 13.8, Zacarias 13.9, Zacarias 14.1, Zacarias 14.1–21, Zacarias 14.2, Zacarias 14.3, Zacarias 14.4, Zacarias 14.5, Zacarias 14.7, Zacarias 14.8, Zacarias 14.9, Zacarias 14.10, Zacarias 14.12, Zacarias 14.13, Zacarias 14.14, Zacarias 14.16, Zacarias 14.17, Zacarias 14.20, Zacarias 14.21</w:t>
+      </w:r>
+      <w:r/>
+    </w:p>
+    <w:p>
+      <w:r/>
+      <w:r>
+        <w:t xml:space="preserve"> </w:t>
+      </w:r>
+      <w:r/>
+      <w:r/>
+    </w:p>
+    <w:p>
+      <w:pPr>
+        <w:sectPr>
           <w:footnotePr>
             <w:numRestart w:val="eachSect"/>
           </w:footnotePr>

--- a/por/docx/38.content.docx
+++ b/por/docx/38.content.docx
@@ -163,13 +163,6 @@
         <w:rPr>
           <w:lang w:val="pt_PT" w:bidi="pt_PT"/>
         </w:rPr>
-      </w:r>
-      <w:r>
-        <w:rPr>
-          <w:i/>
-          <w:lang w:val="pt_PT" w:bidi="pt_PT"/>
-        </w:rPr>
-        <w:t>Zacarias 1.1, Zacarias 1.1–6, Zacarias 1.3, Zacarias 1.4, Zacarias 1.6, Zacarias 1.7–17, Zacarias 1.7–6.15, Zacarias 1.8, Zacarias 1.10, Zacarias 1.11, Zacarias 1.14, Zacarias 1.17, Zacarias 1.18–19, Zacarias 1.18–21, Zacarias 1.20, Zacarias 1.21, Zacarias 2.1–5, Zacarias 2.2, Zacarias 2.5, Zacarias 2.6, Zacarias 2.6–13, Zacarias 2.8, Zacarias 2.9, Zacarias 2.12, Zacarias 2.13, Zacarias 3.1, Zacarias 3.1–10, Zacarias 3.2–3, Zacarias 3.4, Zacarias 3.5, Zacarias 3.6–7, Zacarias 3.8, Zacarias 3.9, Zacarias 3.10, Zacarias 4.1, Zacarias 4.1–14, Zacarias 4.2–3, Zacarias 4.6, Zacarias 4.7, Zacarias 4.10, Zacarias 4.14, Zacarias 5.1, Zacarias 5.1–4, Zacarias 5.3, Zacarias 5.4, Zacarias 5.5–11, Zacarias 5.6, Zacarias 5.7, Zacarias 5.7–8, Zacarias 5.8, Zacarias 5.9, Zacarias 5.11, Zacarias 6.1, Zacarias 6.1–8, Zacarias 6.2–3, Zacarias 6.5, Zacarias 6.7, Zacarias 6.8, Zacarias 6.9–15, Zacarias 6.10, Zacarias 6.11, Zacarias 6.12–13, Zacarias 6.14, Zacarias 6.15, Zacarias 7.1, Zacarias 7.1–14, Zacarias 7.1–8.23, Zacarias 7.2, Zacarias 7.3, Zacarias 7.4–7, Zacarias 7.5, Zacarias 7.7, Zacarias 7.10, Zacarias 7.11, Zacarias 7.12, Zacarias 7.14, Zacarias 8.1–23, Zacarias 8.2, Zacarias 8.3, Zacarias 8.4–5, Zacarias 8.6, Zacarias 8.7, Zacarias 8.8, Zacarias 8.9, Zacarias 8.9–13, Zacarias 8.10, Zacarias 8.12, Zacarias 8.14–15, Zacarias 8.16, Zacarias 8.17, Zacarias 8.19, Zacarias 8.23, Zacarias 9.1, Zacarias 9.1–8, Zacarias 9.1–11.17, Zacarias 9.1–14.21, Zacarias 9.2, Zacarias 9.3–4, Zacarias 9.5–6, Zacarias 9.6, Zacarias 9.7, Zacarias 9.9, Zacarias 9.9–17, Zacarias 9.10, Zacarias 9.11, Zacarias 9.12, Zacarias 9.13, Zacarias 9.14, Zacarias 9.15, Zacarias 9.16, Zacarias 9.17, Zacarias 10.1, Zacarias 10.1–3, Zacarias 10.1–11.3, Zacarias 10.2, Zacarias 10.3, Zacarias 10.4, Zacarias 10.4–12, Zacarias 10.6, Zacarias 10.8, Zacarias 10.10, Zacarias 10.11, Zacarias 10.12, Zacarias 11.1, Zacarias 11.1–3, Zacarias 11.2, Zacarias 11.3, Zacarias 11.4, Zacarias 11.4–17, Zacarias 11.5, Zacarias 11.7, Zacarias 11.8, Zacarias 11.9, Zacarias 11.10, Zacarias 11.12, Zacarias 11.13, Zacarias 11.15, Zacarias 11.16, Zacarias 11.17, Zacarias 12.1–14.21, Zacarias 12.2, Zacarias 12.3, Zacarias 12.4, Zacarias 12.5, Zacarias 12.6, Zacarias 12.8, Zacarias 12.10, Zacarias 12.11, Zacarias 12.12–14, Zacarias 13.1, Zacarias 13.1–6, Zacarias 13.2, Zacarias 13.3, Zacarias 13.4, Zacarias 13.4–6, Zacarias 13.5, Zacarias 13.6, Zacarias 13.7, Zacarias 13.7–9, Zacarias 13.8, Zacarias 13.9, Zacarias 14.1, Zacarias 14.1–21, Zacarias 14.2, Zacarias 14.3, Zacarias 14.4, Zacarias 14.5, Zacarias 14.7, Zacarias 14.8, Zacarias 14.9, Zacarias 14.10, Zacarias 14.12, Zacarias 14.13, Zacarias 14.14, Zacarias 14.16, Zacarias 14.17, Zacarias 14.20, Zacarias 14.21</w:t>
       </w:r>
       <w:r>
         <w:rPr>

--- a/por/docx/38.content.docx
+++ b/por/docx/38.content.docx
@@ -150,19 +150,6 @@
           <w:lang w:val="pt_PT" w:bidi="pt_PT"/>
         </w:rPr>
         <w:t>ZEC</w:t>
-      </w:r>
-      <w:r>
-        <w:rPr>
-          <w:lang w:val="pt_PT" w:bidi="pt_PT"/>
-        </w:rPr>
-      </w:r>
-    </w:p>
-    <w:p>
-      <w:pPr/>
-      <w:r>
-        <w:rPr>
-          <w:lang w:val="pt_PT" w:bidi="pt_PT"/>
-        </w:rPr>
       </w:r>
       <w:r>
         <w:rPr>

--- a/por/docx/38.content.docx
+++ b/por/docx/38.content.docx
@@ -19,7 +19,7 @@
         <w:rPr>
           <w:lang w:val="pt_PT" w:bidi="pt_PT"/>
         </w:rPr>
-        <w:t>Resource: Notas de Estudo (Tyndale)</w:t>
+        <w:t>Resource: Tyndale Open Study Notes</w:t>
       </w:r>
       <w:r>
         <w:rPr>
@@ -112,7 +112,7 @@
         <w:rPr>
           <w:lang w:val="pt_PT" w:bidi="pt_PT"/>
         </w:rPr>
-        <w:t>Notas de Estudo (Tyndale)</w:t>
+        <w:t>Tyndale Open Study Notes</w:t>
       </w:r>
     </w:p>
     <w:p>

--- a/por/docx/38.content.docx
+++ b/por/docx/38.content.docx
@@ -19,7 +19,7 @@
         <w:rPr>
           <w:lang w:val="pt_PT" w:bidi="pt_PT"/>
         </w:rPr>
-        <w:t>Resource: Tyndale Open Study Notes</w:t>
+        <w:t>Resource: Aquifer Open Study Notes</w:t>
       </w:r>
       <w:r>
         <w:rPr>
@@ -112,7 +112,7 @@
         <w:rPr>
           <w:lang w:val="pt_PT" w:bidi="pt_PT"/>
         </w:rPr>
-        <w:t>Tyndale Open Study Notes</w:t>
+        <w:t>Aquifer Open Study Notes</w:t>
       </w:r>
     </w:p>
     <w:p>
